--- a/SafetyDocumentA2-1.docx
+++ b/SafetyDocumentA2-1.docx
@@ -3534,6 +3534,421 @@
           </w:p>
         </w:tc>
       </w:tr>
+      <w:tr>
+        <w:trPr>
+          <w:cantSplit/>
+          <w:trHeight w:val="1000"/>
+        </w:trPr>
+        <w:tc>
+          <w:tcPr>
+            <w:tcW w:w="2551" w:type="dxa"/>
+          </w:tcPr>
+          <w:p>
+            <w:pPr>
+              <w:tabs>
+                <w:tab w:val="center" w:pos="4320"/>
+                <w:tab w:val="right" w:pos="8640"/>
+              </w:tabs>
+              <w:spacing w:after="0" w:line="240" w:lineRule="auto"/>
+              <w:rPr>
+                <w:rFonts w:eastAsia="Times New Roman" w:cs="Calibri"/>
+                <w:sz w:val="18"/>
+                <w:szCs w:val="18"/>
+              </w:rPr>
+            </w:pPr>
+            <w:r>
+              <w:rPr>
+                <w:rFonts w:eastAsia="Times New Roman" w:cs="Calibri"/>
+                <w:sz w:val="18"/>
+                <w:szCs w:val="18"/>
+              </w:rPr>
+              <w:t>Arduino (If Selected for Emergency Stop)</w:t>
+            </w:r>
+          </w:p>
+        </w:tc>
+        <w:tc>
+          <w:tcPr>
+            <w:tcW w:w="1701" w:type="dxa"/>
+          </w:tcPr>
+          <w:p>
+            <w:pPr>
+              <w:tabs>
+                <w:tab w:val="center" w:pos="4320"/>
+                <w:tab w:val="right" w:pos="8640"/>
+              </w:tabs>
+              <w:spacing w:after="0" w:line="240" w:lineRule="auto"/>
+              <w:rPr>
+                <w:rFonts w:eastAsia="Times New Roman" w:cs="Calibri"/>
+                <w:sz w:val="18"/>
+                <w:szCs w:val="18"/>
+              </w:rPr>
+            </w:pPr>
+            <w:r>
+              <w:rPr>
+                <w:rFonts w:eastAsia="Times New Roman" w:cs="Calibri"/>
+                <w:sz w:val="18"/>
+                <w:szCs w:val="18"/>
+              </w:rPr>
+              <w:t>Short Circuit, Incorrect wiring</w:t>
+            </w:r>
+          </w:p>
+        </w:tc>
+        <w:tc>
+          <w:tcPr>
+            <w:tcW w:w="2410" w:type="dxa"/>
+          </w:tcPr>
+          <w:p>
+            <w:pPr>
+              <w:tabs>
+                <w:tab w:val="center" w:pos="4320"/>
+                <w:tab w:val="right" w:pos="8640"/>
+              </w:tabs>
+              <w:spacing w:after="0" w:line="240" w:lineRule="auto"/>
+              <w:rPr>
+                <w:rFonts w:eastAsia="Times New Roman" w:cs="Calibri"/>
+                <w:sz w:val="18"/>
+                <w:szCs w:val="18"/>
+              </w:rPr>
+            </w:pPr>
+            <w:r>
+              <w:rPr>
+                <w:rFonts w:eastAsia="Times New Roman" w:cs="Calibri"/>
+                <w:sz w:val="18"/>
+                <w:szCs w:val="18"/>
+              </w:rPr>
+              <w:t>Electric Shock, Fire Hazard, Damage to expensive equipment</w:t>
+            </w:r>
+          </w:p>
+        </w:tc>
+        <w:tc>
+          <w:tcPr>
+            <w:tcW w:w="2693" w:type="dxa"/>
+          </w:tcPr>
+          <w:p>
+            <w:pPr>
+              <w:tabs>
+                <w:tab w:val="center" w:pos="4320"/>
+                <w:tab w:val="right" w:pos="8640"/>
+              </w:tabs>
+              <w:spacing w:after="0" w:line="240" w:lineRule="auto"/>
+              <w:rPr>
+                <w:rFonts w:eastAsia="Times New Roman" w:cs="Calibri"/>
+                <w:sz w:val="18"/>
+                <w:szCs w:val="18"/>
+              </w:rPr>
+            </w:pPr>
+            <w:r>
+              <w:rPr>
+                <w:rFonts w:eastAsia="Times New Roman" w:cs="Calibri"/>
+                <w:sz w:val="18"/>
+                <w:szCs w:val="18"/>
+              </w:rPr>
+              <w:t>20V Max working limit. 5v Arduino max without external power</w:t>
+            </w:r>
+          </w:p>
+        </w:tc>
+        <w:tc>
+          <w:tcPr>
+            <w:tcW w:w="3119" w:type="dxa"/>
+          </w:tcPr>
+          <w:p>
+            <w:pPr>
+              <w:tabs>
+                <w:tab w:val="center" w:pos="4320"/>
+                <w:tab w:val="right" w:pos="8640"/>
+              </w:tabs>
+              <w:spacing w:after="0" w:line="240" w:lineRule="auto"/>
+              <w:rPr>
+                <w:rFonts w:eastAsia="Times New Roman" w:cs="Calibri"/>
+                <w:sz w:val="18"/>
+                <w:szCs w:val="18"/>
+                <w:lang w:val="en-GB"/>
+              </w:rPr>
+            </w:pPr>
+            <w:r>
+              <w:rPr>
+                <w:rFonts w:eastAsia="Times New Roman" w:cs="Calibri"/>
+                <w:sz w:val="18"/>
+                <w:szCs w:val="18"/>
+                <w:lang w:val="en-GB"/>
+              </w:rPr>
+              <w:t>Inspect Wiring before running code and ensure that it is correct. Ensure no Liquids that could cause short circuit. No 5v to Ground</w:t>
+            </w:r>
+          </w:p>
+        </w:tc>
+        <w:tc>
+          <w:tcPr>
+            <w:tcW w:w="1559" w:type="dxa"/>
+          </w:tcPr>
+          <w:p>
+            <w:pPr>
+              <w:tabs>
+                <w:tab w:val="center" w:pos="4320"/>
+                <w:tab w:val="right" w:pos="8640"/>
+              </w:tabs>
+              <w:spacing w:after="0" w:line="240" w:lineRule="auto"/>
+              <w:ind w:left="426"/>
+              <w:rPr>
+                <w:rFonts w:eastAsia="Times New Roman" w:cs="Calibri"/>
+                <w:sz w:val="18"/>
+                <w:szCs w:val="18"/>
+              </w:rPr>
+            </w:pPr>
+            <w:r>
+              <w:rPr>
+                <w:rFonts w:eastAsia="Times New Roman" w:cs="Calibri"/>
+                <w:sz w:val="18"/>
+                <w:szCs w:val="18"/>
+              </w:rPr>
+              <w:t>Before lab sessions (ASAP)</w:t>
+            </w:r>
+          </w:p>
+        </w:tc>
+        <w:tc>
+          <w:tcPr>
+            <w:tcW w:w="1134" w:type="dxa"/>
+          </w:tcPr>
+          <w:p>
+            <w:pPr>
+              <w:tabs>
+                <w:tab w:val="center" w:pos="4320"/>
+                <w:tab w:val="right" w:pos="8640"/>
+              </w:tabs>
+              <w:spacing w:after="0" w:line="240" w:lineRule="auto"/>
+              <w:ind w:left="426"/>
+              <w:rPr>
+                <w:rFonts w:eastAsia="Times New Roman" w:cs="Calibri"/>
+                <w:sz w:val="18"/>
+                <w:szCs w:val="18"/>
+              </w:rPr>
+            </w:pPr>
+            <w:r>
+              <w:rPr>
+                <w:rFonts w:eastAsia="Times New Roman" w:cs="Calibri"/>
+                <w:sz w:val="18"/>
+                <w:szCs w:val="18"/>
+              </w:rPr>
+              <w:t>L</w:t>
+            </w:r>
+          </w:p>
+        </w:tc>
+      </w:tr>
+      <w:tr>
+        <w:trPr>
+          <w:cantSplit/>
+          <w:trHeight w:val="1000"/>
+        </w:trPr>
+        <w:tc>
+          <w:tcPr>
+            <w:tcW w:w="2551" w:type="dxa"/>
+          </w:tcPr>
+          <w:p>
+            <w:pPr>
+              <w:tabs>
+                <w:tab w:val="center" w:pos="4320"/>
+                <w:tab w:val="right" w:pos="8640"/>
+              </w:tabs>
+              <w:spacing w:after="0" w:line="240" w:lineRule="auto"/>
+              <w:rPr>
+                <w:rFonts w:eastAsia="Times New Roman" w:cs="Calibri"/>
+                <w:sz w:val="18"/>
+                <w:szCs w:val="18"/>
+              </w:rPr>
+            </w:pPr>
+            <w:r>
+              <w:rPr>
+                <w:rFonts w:eastAsia="Times New Roman" w:cs="Calibri"/>
+                <w:sz w:val="18"/>
+                <w:szCs w:val="18"/>
+              </w:rPr>
+              <w:t>Controller Battery (If Selected for emergency stop)</w:t>
+            </w:r>
+          </w:p>
+        </w:tc>
+        <w:tc>
+          <w:tcPr>
+            <w:tcW w:w="1701" w:type="dxa"/>
+          </w:tcPr>
+          <w:p>
+            <w:pPr>
+              <w:tabs>
+                <w:tab w:val="center" w:pos="4320"/>
+                <w:tab w:val="right" w:pos="8640"/>
+              </w:tabs>
+              <w:spacing w:after="0" w:line="240" w:lineRule="auto"/>
+              <w:rPr>
+                <w:rFonts w:eastAsia="Times New Roman" w:cs="Calibri"/>
+                <w:sz w:val="18"/>
+                <w:szCs w:val="18"/>
+              </w:rPr>
+            </w:pPr>
+            <w:r>
+              <w:rPr>
+                <w:rFonts w:eastAsia="Times New Roman" w:cs="Calibri"/>
+                <w:sz w:val="18"/>
+                <w:szCs w:val="18"/>
+              </w:rPr>
+              <w:t>Battery Risk</w:t>
+            </w:r>
+            <w:r>
+              <w:rPr>
+                <w:rFonts w:eastAsia="Times New Roman" w:cs="Calibri"/>
+                <w:sz w:val="18"/>
+                <w:szCs w:val="18"/>
+              </w:rPr>
+              <w:t>,</w:t>
+            </w:r>
+          </w:p>
+        </w:tc>
+        <w:tc>
+          <w:tcPr>
+            <w:tcW w:w="2410" w:type="dxa"/>
+          </w:tcPr>
+          <w:p>
+            <w:pPr>
+              <w:tabs>
+                <w:tab w:val="center" w:pos="4320"/>
+                <w:tab w:val="right" w:pos="8640"/>
+              </w:tabs>
+              <w:spacing w:after="0" w:line="240" w:lineRule="auto"/>
+              <w:rPr>
+                <w:rFonts w:eastAsia="Times New Roman" w:cs="Calibri"/>
+                <w:sz w:val="18"/>
+                <w:szCs w:val="18"/>
+              </w:rPr>
+            </w:pPr>
+            <w:r>
+              <w:rPr>
+                <w:rFonts w:eastAsia="Times New Roman" w:cs="Calibri"/>
+                <w:sz w:val="18"/>
+                <w:szCs w:val="18"/>
+              </w:rPr>
+              <w:t>Electric Shock, Fire Hazard, Damage to expensive equipment</w:t>
+            </w:r>
+          </w:p>
+        </w:tc>
+        <w:tc>
+          <w:tcPr>
+            <w:tcW w:w="2693" w:type="dxa"/>
+          </w:tcPr>
+          <w:p>
+            <w:pPr>
+              <w:tabs>
+                <w:tab w:val="center" w:pos="4320"/>
+                <w:tab w:val="right" w:pos="8640"/>
+              </w:tabs>
+              <w:spacing w:after="0" w:line="240" w:lineRule="auto"/>
+              <w:rPr>
+                <w:rFonts w:eastAsia="Times New Roman" w:cs="Calibri"/>
+                <w:sz w:val="18"/>
+                <w:szCs w:val="18"/>
+              </w:rPr>
+            </w:pPr>
+            <w:r>
+              <w:rPr>
+                <w:rFonts w:eastAsia="Times New Roman" w:cs="Calibri"/>
+                <w:sz w:val="18"/>
+                <w:szCs w:val="18"/>
+              </w:rPr>
+              <w:t>Safety standards by manufacturer</w:t>
+            </w:r>
+          </w:p>
+        </w:tc>
+        <w:tc>
+          <w:tcPr>
+            <w:tcW w:w="3119" w:type="dxa"/>
+          </w:tcPr>
+          <w:p>
+            <w:pPr>
+              <w:tabs>
+                <w:tab w:val="center" w:pos="4320"/>
+                <w:tab w:val="right" w:pos="8640"/>
+              </w:tabs>
+              <w:spacing w:after="0" w:line="240" w:lineRule="auto"/>
+              <w:rPr>
+                <w:rFonts w:eastAsia="Times New Roman" w:cs="Calibri"/>
+                <w:sz w:val="18"/>
+                <w:szCs w:val="18"/>
+                <w:lang w:val="en-GB"/>
+              </w:rPr>
+            </w:pPr>
+            <w:r>
+              <w:rPr>
+                <w:rFonts w:eastAsia="Times New Roman" w:cs="Calibri"/>
+                <w:sz w:val="18"/>
+                <w:szCs w:val="18"/>
+                <w:lang w:val="en-GB"/>
+              </w:rPr>
+              <w:t>opt</w:t>
+            </w:r>
+            <w:r>
+              <w:rPr>
+                <w:rFonts w:eastAsia="Times New Roman" w:cs="Calibri"/>
+                <w:sz w:val="18"/>
+                <w:szCs w:val="18"/>
+                <w:lang w:val="en-GB"/>
+              </w:rPr>
+              <w:t xml:space="preserve"> to use AA Batteries instead of lithium rechargeables which are less dangerous</w:t>
+            </w:r>
+          </w:p>
+        </w:tc>
+        <w:tc>
+          <w:tcPr>
+            <w:tcW w:w="1559" w:type="dxa"/>
+          </w:tcPr>
+          <w:p>
+            <w:pPr>
+              <w:tabs>
+                <w:tab w:val="center" w:pos="4320"/>
+                <w:tab w:val="right" w:pos="8640"/>
+              </w:tabs>
+              <w:spacing w:after="0" w:line="240" w:lineRule="auto"/>
+              <w:ind w:left="426"/>
+              <w:rPr>
+                <w:rFonts w:eastAsia="Times New Roman" w:cs="Calibri"/>
+                <w:sz w:val="18"/>
+                <w:szCs w:val="18"/>
+              </w:rPr>
+            </w:pPr>
+            <w:r>
+              <w:rPr>
+                <w:rFonts w:eastAsia="Times New Roman" w:cs="Calibri"/>
+                <w:sz w:val="18"/>
+                <w:szCs w:val="18"/>
+              </w:rPr>
+              <w:t>Before lab sessions (ASAP)</w:t>
+            </w:r>
+          </w:p>
+        </w:tc>
+        <w:tc>
+          <w:tcPr>
+            <w:tcW w:w="1134" w:type="dxa"/>
+          </w:tcPr>
+          <w:p>
+            <w:pPr>
+              <w:tabs>
+                <w:tab w:val="center" w:pos="4320"/>
+                <w:tab w:val="right" w:pos="8640"/>
+              </w:tabs>
+              <w:spacing w:after="0" w:line="240" w:lineRule="auto"/>
+              <w:ind w:left="426"/>
+              <w:rPr>
+                <w:rFonts w:eastAsia="Times New Roman" w:cs="Calibri"/>
+                <w:sz w:val="18"/>
+                <w:szCs w:val="18"/>
+              </w:rPr>
+            </w:pPr>
+            <w:r>
+              <w:rPr>
+                <w:rFonts w:eastAsia="Times New Roman" w:cs="Calibri"/>
+                <w:sz w:val="18"/>
+                <w:szCs w:val="18"/>
+              </w:rPr>
+              <w:t>L</w:t>
+            </w:r>
+          </w:p>
+        </w:tc>
+      </w:tr>
     </w:tbl>
     <w:p>
       <w:pPr>
@@ -5083,7 +5498,7 @@
           <w:lang w:val="en-US"/>
         </w:rPr>
         <w:pict w14:anchorId="6D65CED3">
-          <v:shape id="Picture 1" o:spid="_x0000_i1025" type="#_x0000_t75" style="width:511pt;height:197pt;visibility:visible">
+          <v:shape id="Picture 1" o:spid="_x0000_i1025" type="#_x0000_t75" style="width:511.35pt;height:197.05pt;visibility:visible">
             <v:imagedata r:id="rId16" o:title=""/>
           </v:shape>
         </w:pict>
@@ -6087,7 +6502,7 @@
     <w:rPrDefault>
       <w:rPr>
         <w:rFonts w:ascii="Calibri" w:eastAsia="Calibri" w:hAnsi="Calibri" w:cs="Times New Roman"/>
-        <w:lang w:val="en-GB" w:eastAsia="en-GB" w:bidi="ar-SA"/>
+        <w:lang w:val="en-AU" w:eastAsia="en-AU" w:bidi="ar-SA"/>
       </w:rPr>
     </w:rPrDefault>
     <w:pPrDefault/>
@@ -6480,7 +6895,7 @@
     <w:rPr>
       <w:sz w:val="22"/>
       <w:szCs w:val="22"/>
-      <w:lang w:val="en-AU" w:eastAsia="en-US"/>
+      <w:lang w:eastAsia="en-US"/>
     </w:rPr>
   </w:style>
   <w:style w:type="paragraph" w:styleId="Heading2">
@@ -6510,6 +6925,7 @@
   <w:style w:type="character" w:default="1" w:styleId="DefaultParagraphFont">
     <w:name w:val="Default Paragraph Font"/>
     <w:uiPriority w:val="1"/>
+    <w:semiHidden/>
     <w:unhideWhenUsed/>
   </w:style>
   <w:style w:type="table" w:default="1" w:styleId="TableNormal">
@@ -6645,7 +7061,7 @@
     <w:rPr>
       <w:sz w:val="22"/>
       <w:szCs w:val="22"/>
-      <w:lang w:val="en-AU" w:eastAsia="en-US"/>
+      <w:lang w:eastAsia="en-US"/>
     </w:rPr>
   </w:style>
   <w:style w:type="character" w:styleId="CommentReference">
@@ -7028,26 +7444,6 @@
 </file>
 
 <file path=customXml/item1.xml><?xml version="1.0" encoding="utf-8"?>
-<?mso-contentType ?>
-<FormTemplates xmlns="http://schemas.microsoft.com/sharepoint/v3/contenttype/forms">
-  <Display>DocumentLibraryForm</Display>
-  <Edit>DocumentLibraryForm</Edit>
-  <New>DocumentLibraryForm</New>
-</FormTemplates>
-</file>
-
-<file path=customXml/item2.xml><?xml version="1.0" encoding="utf-8"?>
-<p:properties xmlns:p="http://schemas.microsoft.com/office/2006/metadata/properties" xmlns:xsi="http://www.w3.org/2001/XMLSchema-instance" xmlns:pc="http://schemas.microsoft.com/office/infopath/2007/PartnerControls">
-  <documentManagement>
-    <lcf76f155ced4ddcb4097134ff3c332f xmlns="194b5157-fd69-48bf-8799-6801f682fdaa">
-      <Terms xmlns="http://schemas.microsoft.com/office/infopath/2007/PartnerControls"/>
-    </lcf76f155ced4ddcb4097134ff3c332f>
-    <TaxCatchAll xmlns="8b46e80d-813a-4d62-85f4-3425941ac432" xsi:nil="true"/>
-  </documentManagement>
-</p:properties>
-</file>
-
-<file path=customXml/item3.xml><?xml version="1.0" encoding="utf-8"?>
 <ct:contentTypeSchema xmlns:ct="http://schemas.microsoft.com/office/2006/metadata/contentType" xmlns:ma="http://schemas.microsoft.com/office/2006/metadata/properties/metaAttributes" ct:_="" ma:_="" ma:contentTypeName="Document" ma:contentTypeID="0x010100AA59F834A397E54B92E3206891BD4539" ma:contentTypeVersion="16" ma:contentTypeDescription="Create a new document." ma:contentTypeScope="" ma:versionID="abf03173208a7ee6dac6ecb80d58dd0c">
   <xsd:schema xmlns:xsd="http://www.w3.org/2001/XMLSchema" xmlns:xs="http://www.w3.org/2001/XMLSchema" xmlns:p="http://schemas.microsoft.com/office/2006/metadata/properties" xmlns:ns2="194b5157-fd69-48bf-8799-6801f682fdaa" xmlns:ns3="8b46e80d-813a-4d62-85f4-3425941ac432" targetNamespace="http://schemas.microsoft.com/office/2006/metadata/properties" ma:root="true" ma:fieldsID="67d7094a08e2316c7b534ac121162a89" ns2:_="" ns3:_="">
     <xsd:import namespace="194b5157-fd69-48bf-8799-6801f682fdaa"/>
@@ -7288,10 +7684,41 @@
 </ct:contentTypeSchema>
 </file>
 
+<file path=customXml/item2.xml><?xml version="1.0" encoding="utf-8"?>
+<p:properties xmlns:p="http://schemas.microsoft.com/office/2006/metadata/properties" xmlns:xsi="http://www.w3.org/2001/XMLSchema-instance" xmlns:pc="http://schemas.microsoft.com/office/infopath/2007/PartnerControls">
+  <documentManagement>
+    <lcf76f155ced4ddcb4097134ff3c332f xmlns="194b5157-fd69-48bf-8799-6801f682fdaa">
+      <Terms xmlns="http://schemas.microsoft.com/office/infopath/2007/PartnerControls"/>
+    </lcf76f155ced4ddcb4097134ff3c332f>
+    <TaxCatchAll xmlns="8b46e80d-813a-4d62-85f4-3425941ac432" xsi:nil="true"/>
+  </documentManagement>
+</p:properties>
+</file>
+
+<file path=customXml/item3.xml><?xml version="1.0" encoding="utf-8"?>
+<?mso-contentType ?>
+<FormTemplates xmlns="http://schemas.microsoft.com/sharepoint/v3/contenttype/forms">
+  <Display>DocumentLibraryForm</Display>
+  <Edit>DocumentLibraryForm</Edit>
+  <New>DocumentLibraryForm</New>
+</FormTemplates>
+</file>
+
 <file path=customXml/itemProps1.xml><?xml version="1.0" encoding="utf-8"?>
-<ds:datastoreItem xmlns:ds="http://schemas.openxmlformats.org/officeDocument/2006/customXml" ds:itemID="{17F3BEC0-A144-4440-B3C6-56769EC72EFB}">
+<ds:datastoreItem xmlns:ds="http://schemas.openxmlformats.org/officeDocument/2006/customXml" ds:itemID="{3651062C-BD7F-4B1E-9A08-16AFB7FF539E}">
   <ds:schemaRefs>
-    <ds:schemaRef ds:uri="http://schemas.microsoft.com/sharepoint/v3/contenttype/forms"/>
+    <ds:schemaRef ds:uri="http://schemas.microsoft.com/office/2006/metadata/contentType"/>
+    <ds:schemaRef ds:uri="http://schemas.microsoft.com/office/2006/metadata/properties/metaAttributes"/>
+    <ds:schemaRef ds:uri="http://www.w3.org/2001/XMLSchema"/>
+    <ds:schemaRef ds:uri="http://schemas.microsoft.com/office/2006/metadata/properties"/>
+    <ds:schemaRef ds:uri="194b5157-fd69-48bf-8799-6801f682fdaa"/>
+    <ds:schemaRef ds:uri="8b46e80d-813a-4d62-85f4-3425941ac432"/>
+    <ds:schemaRef ds:uri="http://schemas.microsoft.com/office/2006/documentManagement/types"/>
+    <ds:schemaRef ds:uri="http://schemas.microsoft.com/office/infopath/2007/PartnerControls"/>
+    <ds:schemaRef ds:uri="http://schemas.openxmlformats.org/package/2006/metadata/core-properties"/>
+    <ds:schemaRef ds:uri="http://purl.org/dc/elements/1.1/"/>
+    <ds:schemaRef ds:uri="http://purl.org/dc/terms/"/>
+    <ds:schemaRef ds:uri="http://schemas.microsoft.com/internal/obd"/>
   </ds:schemaRefs>
 </ds:datastoreItem>
 </file>
@@ -7308,20 +7735,9 @@
 </file>
 
 <file path=customXml/itemProps3.xml><?xml version="1.0" encoding="utf-8"?>
-<ds:datastoreItem xmlns:ds="http://schemas.openxmlformats.org/officeDocument/2006/customXml" ds:itemID="{3651062C-BD7F-4B1E-9A08-16AFB7FF539E}">
+<ds:datastoreItem xmlns:ds="http://schemas.openxmlformats.org/officeDocument/2006/customXml" ds:itemID="{17F3BEC0-A144-4440-B3C6-56769EC72EFB}">
   <ds:schemaRefs>
-    <ds:schemaRef ds:uri="http://schemas.microsoft.com/office/2006/metadata/contentType"/>
-    <ds:schemaRef ds:uri="http://schemas.microsoft.com/office/2006/metadata/properties/metaAttributes"/>
-    <ds:schemaRef ds:uri="http://www.w3.org/2001/XMLSchema"/>
-    <ds:schemaRef ds:uri="http://schemas.microsoft.com/office/2006/metadata/properties"/>
-    <ds:schemaRef ds:uri="194b5157-fd69-48bf-8799-6801f682fdaa"/>
-    <ds:schemaRef ds:uri="8b46e80d-813a-4d62-85f4-3425941ac432"/>
-    <ds:schemaRef ds:uri="http://schemas.microsoft.com/office/2006/documentManagement/types"/>
-    <ds:schemaRef ds:uri="http://schemas.microsoft.com/office/infopath/2007/PartnerControls"/>
-    <ds:schemaRef ds:uri="http://schemas.openxmlformats.org/package/2006/metadata/core-properties"/>
-    <ds:schemaRef ds:uri="http://purl.org/dc/elements/1.1/"/>
-    <ds:schemaRef ds:uri="http://purl.org/dc/terms/"/>
-    <ds:schemaRef ds:uri="http://schemas.microsoft.com/internal/obd"/>
+    <ds:schemaRef ds:uri="http://schemas.microsoft.com/sharepoint/v3/contenttype/forms"/>
   </ds:schemaRefs>
 </ds:datastoreItem>
 </file>